--- a/model_documentation/Swap_Pricer_Model_Documentation.docx
+++ b/model_documentation/Swap_Pricer_Model_Documentation.docx
@@ -1547,6 +1547,87 @@
       </w:r>
       <w:r>
         <w:t xml:space="preserve">.</w:t>
+      </w:r>
+    </w:p>
+    <w:p>
+      <w:pPr>
+        <w:pStyle w:val="BodyText"/>
+      </w:pPr>
+      <w:r>
+        <w:t xml:space="preserve">Each feed filename and its header carry a 5-digit</w:t>
+      </w:r>
+      <w:r>
+        <w:t xml:space="preserve"> </w:t>
+      </w:r>
+      <w:r>
+        <w:rPr>
+          <w:bCs/>
+          <w:b/>
+        </w:rPr>
+        <w:t xml:space="preserve">submission version</w:t>
+      </w:r>
+      <w:r>
+        <w:t xml:space="preserve"> </w:t>
+      </w:r>
+      <w:r>
+        <w:t xml:space="preserve">(e.g. </w:t>
+      </w:r>
+      <w:r>
+        <w:rPr>
+          <w:rStyle w:val="VerbatimChar"/>
+        </w:rPr>
+        <w:t xml:space="preserve">IRS_Valuation_&lt;val_date&gt;-00001.csv</w:t>
+      </w:r>
+      <w:r>
+        <w:t xml:space="preserve">). The version is a sequence number</w:t>
+      </w:r>
+      <w:r>
+        <w:t xml:space="preserve"> </w:t>
+      </w:r>
+      <w:r>
+        <w:t xml:space="preserve">per as-of date and data source: the model auto-increments it past any prior run</w:t>
+      </w:r>
+      <w:r>
+        <w:t xml:space="preserve"> </w:t>
+      </w:r>
+      <w:r>
+        <w:t xml:space="preserve">for the same valuation date (so re-issuing a feed for an as-of date yields</w:t>
+      </w:r>
+      <w:r>
+        <w:t xml:space="preserve"> </w:t>
+      </w:r>
+      <w:r>
+        <w:rPr>
+          <w:rStyle w:val="VerbatimChar"/>
+        </w:rPr>
+        <w:t xml:space="preserve">00002</w:t>
+      </w:r>
+      <w:r>
+        <w:t xml:space="preserve">,</w:t>
+      </w:r>
+      <w:r>
+        <w:t xml:space="preserve"> </w:t>
+      </w:r>
+      <w:r>
+        <w:rPr>
+          <w:rStyle w:val="VerbatimChar"/>
+        </w:rPr>
+        <w:t xml:space="preserve">00003</w:t>
+      </w:r>
+      <w:r>
+        <w:t xml:space="preserve">, …), and it can be set explicitly when a specific submission</w:t>
+      </w:r>
+      <w:r>
+        <w:t xml:space="preserve"> </w:t>
+      </w:r>
+      <w:r>
+        <w:t xml:space="preserve">number is required. The same stamp labels the run’s output folder, so every</w:t>
+      </w:r>
+      <w:r>
+        <w:t xml:space="preserve"> </w:t>
+      </w:r>
+      <w:r>
+        <w:t xml:space="preserve">artifact from a run is traceable to its submission version.</w:t>
       </w:r>
     </w:p>
     <w:bookmarkEnd w:id="26"/>
@@ -5751,24 +5832,63 @@
         <w:t xml:space="preserve"> </w:t>
       </w:r>
       <w:r>
-        <w:t xml:space="preserve">KPMG feed specifications exactly. Optional debug artifacts — a portfolio Excel</w:t>
-      </w:r>
-      <w:r>
-        <w:t xml:space="preserve"> </w:t>
-      </w:r>
-      <w:r>
-        <w:t xml:space="preserve">workbook, per-trade detail and debug workbooks, a hedged-debt summary, and</w:t>
-      </w:r>
-      <w:r>
-        <w:t xml:space="preserve"> </w:t>
-      </w:r>
-      <w:r>
-        <w:t xml:space="preserve">Parquet dumps — are produced under explicit flags (</w:t>
+        <w:t xml:space="preserve">KPMG feed specifications exactly. Each run is placed in a self-contained,</w:t>
+      </w:r>
+      <w:r>
+        <w:t xml:space="preserve"> </w:t>
+      </w:r>
+      <w:r>
+        <w:t xml:space="preserve">versioned output folder (</w:t>
       </w:r>
       <w:r>
         <w:rPr>
           <w:rStyle w:val="VerbatimChar"/>
         </w:rPr>
+        <w:t xml:space="preserve">valdate_&lt;date&gt;_rundate_&lt;date&gt;[ BBG]_ver_&lt;NNNNN&gt;</w:t>
+      </w:r>
+      <w:r>
+        <w:t xml:space="preserve">); the</w:t>
+      </w:r>
+      <w:r>
+        <w:t xml:space="preserve"> </w:t>
+      </w:r>
+      <w:r>
+        <w:t xml:space="preserve">runner derives the submission version by scanning for prior runs of the same</w:t>
+      </w:r>
+      <w:r>
+        <w:t xml:space="preserve"> </w:t>
+      </w:r>
+      <w:r>
+        <w:t xml:space="preserve">as-of date and data source and incrementing, or honors an explicit override, and</w:t>
+      </w:r>
+      <w:r>
+        <w:t xml:space="preserve"> </w:t>
+      </w:r>
+      <w:r>
+        <w:t xml:space="preserve">threads that single stamp into the folder name, the feed filenames, and the feed</w:t>
+      </w:r>
+      <w:r>
+        <w:t xml:space="preserve"> </w:t>
+      </w:r>
+      <w:r>
+        <w:t xml:space="preserve">header rows. Optional debug artifacts — a portfolio Excel workbook, per-trade</w:t>
+      </w:r>
+      <w:r>
+        <w:t xml:space="preserve"> </w:t>
+      </w:r>
+      <w:r>
+        <w:t xml:space="preserve">detail and debug workbooks, a hedged-debt summary, and Parquet dumps — are</w:t>
+      </w:r>
+      <w:r>
+        <w:t xml:space="preserve"> </w:t>
+      </w:r>
+      <w:r>
+        <w:t xml:space="preserve">produced under explicit flags (</w:t>
+      </w:r>
+      <w:r>
+        <w:rPr>
+          <w:rStyle w:val="VerbatimChar"/>
+        </w:rPr>
         <w:t xml:space="preserve">--debug-loan</w:t>
       </w:r>
       <w:r>
@@ -5784,7 +5904,13 @@
         <w:t xml:space="preserve">--debug-full</w:t>
       </w:r>
       <w:r>
-        <w:t xml:space="preserve">) and are off by default.</w:t>
+        <w:t xml:space="preserve">) and are off by</w:t>
+      </w:r>
+      <w:r>
+        <w:t xml:space="preserve"> </w:t>
+      </w:r>
+      <w:r>
+        <w:t xml:space="preserve">default.</w:t>
       </w:r>
     </w:p>
     <w:bookmarkEnd w:id="46"/>
